--- a/Fonte_Sigilosa/대본/8부/14화_Depoimentos.docx
+++ b/Fonte_Sigilosa/대본/8부/14화_Depoimentos.docx
@@ -4781,7 +4781,7 @@
           <w:color w:val="808080"/>
           <w:sz w:val="18"/>
         </w:rPr>
-        <w:t>그리고 치쿠도. 걔도 그렇게 불렀지. 이젠 내가 걔 대신 부르는 거야.</w:t>
+        <w:t>그리고 치쿠도. 걔도 그렇게 불렀지. 이젠 내가 걔를 부르는 거야.</w:t>
       </w:r>
     </w:p>
     <w:p>
@@ -7061,7 +7061,7 @@
           <w:rFonts w:ascii="Arial" w:hAnsi="Arial" w:eastAsia="Malgun Gothic"/>
           <w:sz w:val="19"/>
         </w:rPr>
-        <w:t>문법 3: 레지스터 전환 — 법정 격식체("Declaro aberta a audiência", "Excelência, que conste", "Pode se retirar") · 의회 보고위원의 공식 화법("Esta relatoria…") · 외교 문체("chamou o embaixador de volta para consultas") vs 증인들의 구어("Ouvido de velha, mas a boca funciona").</w:t>
+        <w:t>문법 3: 레지스터 전환 — 법정 격식체("Declaro aberta a audiência", "Excelência, que conste", "Pode se retirar") · 의회 보고위원의 공식 화법("Esta relatoria…") · 외교 문체("chamou o embaixador de volta para consultas") vs 증인들의 구어("O ouvido é de velha…").</w:t>
       </w:r>
     </w:p>
     <w:sectPr>
